--- a/FD06-EPIS-PropuestaProyecto.docx
+++ b/FD06-EPIS-PropuestaProyecto.docx
@@ -328,6 +328,41 @@
           <w:sz w:val="36"/>
           <w:szCs w:val="36"/>
         </w:rPr>
+        <w:t xml:space="preserve"> - </w:t>
+      </w:r>
+      <w:proofErr w:type="spellStart"/>
+      <w:r>
+        <w:rPr>
+          <w:rFonts w:cs="Arial"/>
+          <w:b/>
+          <w:iCs/>
+          <w:color w:val="000000"/>
+          <w:sz w:val="36"/>
+          <w:szCs w:val="36"/>
+        </w:rPr>
+        <w:t>Dashboard</w:t>
+      </w:r>
+      <w:proofErr w:type="spellEnd"/>
+      <w:r>
+        <w:rPr>
+          <w:rFonts w:cs="Arial"/>
+          <w:b/>
+          <w:iCs/>
+          <w:color w:val="000000"/>
+          <w:sz w:val="36"/>
+          <w:szCs w:val="36"/>
+        </w:rPr>
+        <w:t xml:space="preserve"> para el Análisis del Mercado Laboral Tecnológico</w:t>
+      </w:r>
+      <w:r>
+        <w:rPr>
+          <w:rFonts w:cs="Arial"/>
+          <w:b/>
+          <w:iCs/>
+          <w:color w:val="000000"/>
+          <w:sz w:val="36"/>
+          <w:szCs w:val="36"/>
+        </w:rPr>
         <w:t>”</w:t>
       </w:r>
     </w:p>
@@ -906,6 +941,7 @@
           <w:szCs w:val="24"/>
         </w:rPr>
       </w:pPr>
+      <w:proofErr w:type="spellStart"/>
       <w:r>
         <w:rPr>
           <w:rFonts w:ascii="Times New Roman" w:hAnsi="Times New Roman" w:cs="Times New Roman"/>
@@ -915,8 +951,9 @@
           <w:szCs w:val="24"/>
           <w:lang w:val="es-ES_tradnl"/>
         </w:rPr>
-        <w:t xml:space="preserve">JOBFOUR US – </w:t>
-      </w:r>
+        <w:t>JobForUS</w:t>
+      </w:r>
+      <w:proofErr w:type="spellEnd"/>
       <w:r>
         <w:rPr>
           <w:rFonts w:ascii="Times New Roman" w:hAnsi="Times New Roman" w:cs="Times New Roman"/>
@@ -926,8 +963,9 @@
           <w:szCs w:val="24"/>
           <w:lang w:val="es-ES_tradnl"/>
         </w:rPr>
-        <w:t>SISTEMA</w:t>
-      </w:r>
+        <w:t xml:space="preserve"> - </w:t>
+      </w:r>
+      <w:proofErr w:type="spellStart"/>
       <w:r>
         <w:rPr>
           <w:rFonts w:ascii="Times New Roman" w:hAnsi="Times New Roman" w:cs="Times New Roman"/>
@@ -937,8 +975,9 @@
           <w:szCs w:val="24"/>
           <w:lang w:val="es-ES_tradnl"/>
         </w:rPr>
-        <w:t xml:space="preserve"> </w:t>
-      </w:r>
+        <w:t>Dashboard</w:t>
+      </w:r>
+      <w:proofErr w:type="spellEnd"/>
       <w:r>
         <w:rPr>
           <w:rFonts w:ascii="Times New Roman" w:hAnsi="Times New Roman" w:cs="Times New Roman"/>
@@ -948,29 +987,7 @@
           <w:szCs w:val="24"/>
           <w:lang w:val="es-ES_tradnl"/>
         </w:rPr>
-        <w:t>DE</w:t>
-      </w:r>
-      <w:r>
-        <w:rPr>
-          <w:rFonts w:ascii="Times New Roman" w:hAnsi="Times New Roman" w:cs="Times New Roman"/>
-          <w:b/>
-          <w:i/>
-          <w:sz w:val="44"/>
-          <w:szCs w:val="24"/>
-          <w:lang w:val="es-ES_tradnl"/>
-        </w:rPr>
-        <w:t xml:space="preserve"> INTELIGENCIA DE NEGOCIOS</w:t>
-      </w:r>
-      <w:r>
-        <w:rPr>
-          <w:rFonts w:ascii="Times New Roman" w:hAnsi="Times New Roman" w:cs="Times New Roman"/>
-          <w:b/>
-          <w:i/>
-          <w:sz w:val="44"/>
-          <w:szCs w:val="24"/>
-          <w:lang w:val="es-ES_tradnl"/>
-        </w:rPr>
-        <w:t xml:space="preserve"> MERCADO LABORAL PARA INGENIEROS DE SISTEMAS</w:t>
+        <w:t xml:space="preserve"> para el Análisis del Mercado Laboral Tecnológico</w:t>
       </w:r>
       <w:r>
         <w:rPr>
@@ -3831,6 +3848,7 @@
                 <w:lang w:val="es-ES_tradnl"/>
               </w:rPr>
             </w:pPr>
+            <w:proofErr w:type="spellStart"/>
             <w:r>
               <w:rPr>
                 <w:rFonts w:ascii="Times New Roman" w:hAnsi="Times New Roman" w:cs="Times New Roman"/>
@@ -3839,7 +3857,50 @@
                 <w:szCs w:val="24"/>
                 <w:lang w:val="es-ES_tradnl"/>
               </w:rPr>
-              <w:t>JOBFOUR US – SISTEMA DE INTELIGENCIA DE NEGOCIOS MERCADO LABORAL PARA INGENIEROS DE SISTEMAS, TACNA - PERÚ, 2026</w:t>
+              <w:t>JobForUS</w:t>
+            </w:r>
+            <w:proofErr w:type="spellEnd"/>
+            <w:r>
+              <w:rPr>
+                <w:rFonts w:ascii="Times New Roman" w:hAnsi="Times New Roman" w:cs="Times New Roman"/>
+                <w:i/>
+                <w:sz w:val="24"/>
+                <w:szCs w:val="24"/>
+                <w:lang w:val="es-ES_tradnl"/>
+              </w:rPr>
+              <w:t xml:space="preserve"> - </w:t>
+            </w:r>
+            <w:proofErr w:type="spellStart"/>
+            <w:r>
+              <w:rPr>
+                <w:rFonts w:ascii="Times New Roman" w:hAnsi="Times New Roman" w:cs="Times New Roman"/>
+                <w:i/>
+                <w:sz w:val="24"/>
+                <w:szCs w:val="24"/>
+                <w:lang w:val="es-ES_tradnl"/>
+              </w:rPr>
+              <w:t>Dashboard</w:t>
+            </w:r>
+            <w:proofErr w:type="spellEnd"/>
+            <w:r>
+              <w:rPr>
+                <w:rFonts w:ascii="Times New Roman" w:hAnsi="Times New Roman" w:cs="Times New Roman"/>
+                <w:i/>
+                <w:sz w:val="24"/>
+                <w:szCs w:val="24"/>
+                <w:lang w:val="es-ES_tradnl"/>
+              </w:rPr>
+              <w:t xml:space="preserve"> para el Análisis del Mercado Laboral Tecnológico</w:t>
+            </w:r>
+            <w:r>
+              <w:rPr>
+                <w:rFonts w:ascii="Times New Roman" w:hAnsi="Times New Roman" w:cs="Times New Roman"/>
+                <w:i/>
+                <w:sz w:val="24"/>
+                <w:szCs w:val="24"/>
+                <w:lang w:val="es-ES_tradnl"/>
+              </w:rPr>
+              <w:t>, TACNA - PERÚ, 2026</w:t>
             </w:r>
           </w:p>
           <w:p>
@@ -5819,10 +5880,7 @@
         <w:t>Fase 3:</w:t>
       </w:r>
       <w:r>
-        <w:t xml:space="preserve"> </w:t>
-      </w:r>
-      <w:r>
-        <w:t>Extracción y Transformación</w:t>
+        <w:t xml:space="preserve"> Extracción y Transformación</w:t>
       </w:r>
     </w:p>
     <w:p>
@@ -13789,6 +13847,7 @@
     <w:lsdException w:name="HTML Sample" w:semiHidden="1" w:unhideWhenUsed="1"/>
     <w:lsdException w:name="HTML Typewriter" w:semiHidden="1" w:unhideWhenUsed="1"/>
     <w:lsdException w:name="HTML Variable" w:semiHidden="1" w:unhideWhenUsed="1"/>
+    <w:lsdException w:name="Normal Table" w:semiHidden="1" w:unhideWhenUsed="1"/>
     <w:lsdException w:name="annotation subject" w:semiHidden="1" w:unhideWhenUsed="1"/>
     <w:lsdException w:name="No List" w:semiHidden="1" w:unhideWhenUsed="1"/>
     <w:lsdException w:name="Outline List 1" w:semiHidden="1" w:unhideWhenUsed="1"/>
@@ -13831,8 +13890,11 @@
     <w:lsdException w:name="Table Contemporary" w:semiHidden="1" w:unhideWhenUsed="1"/>
     <w:lsdException w:name="Table Elegant" w:semiHidden="1" w:unhideWhenUsed="1"/>
     <w:lsdException w:name="Table Professional" w:semiHidden="1" w:unhideWhenUsed="1"/>
+    <w:lsdException w:name="Table Subtle 1" w:semiHidden="1" w:unhideWhenUsed="1"/>
     <w:lsdException w:name="Table Subtle 2" w:semiHidden="1" w:unhideWhenUsed="1"/>
     <w:lsdException w:name="Table Web 1" w:semiHidden="1" w:unhideWhenUsed="1"/>
+    <w:lsdException w:name="Table Web 2" w:semiHidden="1" w:unhideWhenUsed="1"/>
+    <w:lsdException w:name="Table Web 3" w:semiHidden="1" w:unhideWhenUsed="1"/>
     <w:lsdException w:name="Balloon Text" w:semiHidden="1" w:unhideWhenUsed="1"/>
     <w:lsdException w:name="Table Grid" w:uiPriority="59"/>
     <w:lsdException w:name="Table Theme" w:semiHidden="1" w:unhideWhenUsed="1"/>
